--- a/1-Formal sciences/1-Mathematics/3-Pure Mathematics/3-Space/2-Euclidean Geometry/5-My Source/1-Plane Geometry/27-Classification of Geometric Figure Decomposition/4-Equal-Partition Decomposition.docx
+++ b/1-Formal sciences/1-Mathematics/3-Pure Mathematics/3-Space/2-Euclidean Geometry/5-My Source/1-Plane Geometry/27-Classification of Geometric Figure Decomposition/4-Equal-Partition Decomposition.docx
@@ -36,7 +36,27 @@
           <w:sz w:val="18"/>
           <w:highlight w:val="lightGray"/>
         </w:rPr>
-        <w:t xml:space="preserve">: Persons Table -&gt; ID Column: 1, Name_En Column: Motasem Essam] -&gt; </w:t>
+        <w:t xml:space="preserve">: Persons Table -&gt; ID Column: 1, </w:t>
+      </w:r>
+      <w:proofErr w:type="spellStart"/>
+      <w:r>
+        <w:rPr>
+          <w:rFonts w:ascii="Arial" w:eastAsia="Arial" w:hAnsi="Arial" w:cs="Arial"/>
+          <w:color w:val="000000"/>
+          <w:sz w:val="18"/>
+          <w:highlight w:val="lightGray"/>
+        </w:rPr>
+        <w:t>Name_En</w:t>
+      </w:r>
+      <w:proofErr w:type="spellEnd"/>
+      <w:r>
+        <w:rPr>
+          <w:rFonts w:ascii="Arial" w:eastAsia="Arial" w:hAnsi="Arial" w:cs="Arial"/>
+          <w:color w:val="000000"/>
+          <w:sz w:val="18"/>
+          <w:highlight w:val="lightGray"/>
+        </w:rPr>
+        <w:t xml:space="preserve"> Column: Motasem Essam] -&gt; </w:t>
       </w:r>
       <w:r>
         <w:rPr>
@@ -129,7 +149,27 @@
           <w:sz w:val="18"/>
           <w:highlight w:val="lightGray"/>
         </w:rPr>
-        <w:t xml:space="preserve">: Persons Table -&gt; ID Column: 1, Name_En Column: Motasem Essam] -&gt; </w:t>
+        <w:t xml:space="preserve">: Persons Table -&gt; ID Column: 1, </w:t>
+      </w:r>
+      <w:proofErr w:type="spellStart"/>
+      <w:r>
+        <w:rPr>
+          <w:rFonts w:ascii="Arial" w:eastAsia="Arial" w:hAnsi="Arial" w:cs="Arial"/>
+          <w:color w:val="000000"/>
+          <w:sz w:val="18"/>
+          <w:highlight w:val="lightGray"/>
+        </w:rPr>
+        <w:t>Name_En</w:t>
+      </w:r>
+      <w:proofErr w:type="spellEnd"/>
+      <w:r>
+        <w:rPr>
+          <w:rFonts w:ascii="Arial" w:eastAsia="Arial" w:hAnsi="Arial" w:cs="Arial"/>
+          <w:color w:val="000000"/>
+          <w:sz w:val="18"/>
+          <w:highlight w:val="lightGray"/>
+        </w:rPr>
+        <w:t xml:space="preserve"> Column: Motasem Essam] -&gt; </w:t>
       </w:r>
       <w:r>
         <w:rPr>
@@ -407,7 +447,27 @@
           <w:sz w:val="18"/>
           <w:highlight w:val="lightGray"/>
         </w:rPr>
-        <w:t xml:space="preserve">: Persons Table -&gt; ID Column: 1, Name_En Column: Motasem Essam] -&gt; </w:t>
+        <w:t xml:space="preserve">: Persons Table -&gt; ID Column: 1, </w:t>
+      </w:r>
+      <w:proofErr w:type="spellStart"/>
+      <w:r>
+        <w:rPr>
+          <w:rFonts w:ascii="Arial" w:eastAsia="Arial" w:hAnsi="Arial" w:cs="Arial"/>
+          <w:color w:val="000000"/>
+          <w:sz w:val="18"/>
+          <w:highlight w:val="lightGray"/>
+        </w:rPr>
+        <w:t>Name_En</w:t>
+      </w:r>
+      <w:proofErr w:type="spellEnd"/>
+      <w:r>
+        <w:rPr>
+          <w:rFonts w:ascii="Arial" w:eastAsia="Arial" w:hAnsi="Arial" w:cs="Arial"/>
+          <w:color w:val="000000"/>
+          <w:sz w:val="18"/>
+          <w:highlight w:val="lightGray"/>
+        </w:rPr>
+        <w:t xml:space="preserve"> Column: Motasem Essam] -&gt; </w:t>
       </w:r>
       <w:r>
         <w:rPr>
@@ -495,7 +555,27 @@
           <w:sz w:val="18"/>
           <w:highlight w:val="lightGray"/>
         </w:rPr>
-        <w:t xml:space="preserve">: Persons Table -&gt; ID Column: 1, Name_En Column: Motasem Essam] -&gt; </w:t>
+        <w:t xml:space="preserve">: Persons Table -&gt; ID Column: 1, </w:t>
+      </w:r>
+      <w:proofErr w:type="spellStart"/>
+      <w:r>
+        <w:rPr>
+          <w:rFonts w:ascii="Arial" w:eastAsia="Arial" w:hAnsi="Arial" w:cs="Arial"/>
+          <w:color w:val="000000"/>
+          <w:sz w:val="18"/>
+          <w:highlight w:val="lightGray"/>
+        </w:rPr>
+        <w:t>Name_En</w:t>
+      </w:r>
+      <w:proofErr w:type="spellEnd"/>
+      <w:r>
+        <w:rPr>
+          <w:rFonts w:ascii="Arial" w:eastAsia="Arial" w:hAnsi="Arial" w:cs="Arial"/>
+          <w:color w:val="000000"/>
+          <w:sz w:val="18"/>
+          <w:highlight w:val="lightGray"/>
+        </w:rPr>
+        <w:t xml:space="preserve"> Column: Motasem Essam] -&gt; </w:t>
       </w:r>
       <w:r>
         <w:rPr>
@@ -1055,7 +1135,27 @@
           <w:sz w:val="18"/>
           <w:highlight w:val="lightGray"/>
         </w:rPr>
-        <w:t xml:space="preserve">: Persons Table -&gt; ID Column: 1, Name_En Column: Motasem Essam] -&gt; </w:t>
+        <w:t xml:space="preserve">: Persons Table -&gt; ID Column: 1, </w:t>
+      </w:r>
+      <w:proofErr w:type="spellStart"/>
+      <w:r>
+        <w:rPr>
+          <w:rFonts w:ascii="Arial" w:eastAsia="Arial" w:hAnsi="Arial" w:cs="Arial"/>
+          <w:color w:val="000000"/>
+          <w:sz w:val="18"/>
+          <w:highlight w:val="lightGray"/>
+        </w:rPr>
+        <w:t>Name_En</w:t>
+      </w:r>
+      <w:proofErr w:type="spellEnd"/>
+      <w:r>
+        <w:rPr>
+          <w:rFonts w:ascii="Arial" w:eastAsia="Arial" w:hAnsi="Arial" w:cs="Arial"/>
+          <w:color w:val="000000"/>
+          <w:sz w:val="18"/>
+          <w:highlight w:val="lightGray"/>
+        </w:rPr>
+        <w:t xml:space="preserve"> Column: Motasem Essam] -&gt; </w:t>
       </w:r>
       <w:r>
         <w:rPr>
@@ -1527,7 +1627,27 @@
           <w:sz w:val="18"/>
           <w:highlight w:val="lightGray"/>
         </w:rPr>
-        <w:t xml:space="preserve">: Persons Table -&gt; ID Column: 1, Name_En Column: Motasem Essam] -&gt; </w:t>
+        <w:t xml:space="preserve">: Persons Table -&gt; ID Column: 1, </w:t>
+      </w:r>
+      <w:proofErr w:type="spellStart"/>
+      <w:r>
+        <w:rPr>
+          <w:rFonts w:ascii="Arial" w:eastAsia="Arial" w:hAnsi="Arial" w:cs="Arial"/>
+          <w:color w:val="000000"/>
+          <w:sz w:val="18"/>
+          <w:highlight w:val="lightGray"/>
+        </w:rPr>
+        <w:t>Name_En</w:t>
+      </w:r>
+      <w:proofErr w:type="spellEnd"/>
+      <w:r>
+        <w:rPr>
+          <w:rFonts w:ascii="Arial" w:eastAsia="Arial" w:hAnsi="Arial" w:cs="Arial"/>
+          <w:color w:val="000000"/>
+          <w:sz w:val="18"/>
+          <w:highlight w:val="lightGray"/>
+        </w:rPr>
+        <w:t xml:space="preserve"> Column: Motasem Essam] -&gt; </w:t>
       </w:r>
       <w:r>
         <w:rPr>
@@ -2189,7 +2309,27 @@
           <w:sz w:val="18"/>
           <w:highlight w:val="lightGray"/>
         </w:rPr>
-        <w:t xml:space="preserve">: Persons Table -&gt; ID Column: 1, Name_En Column: Motasem Essam] -&gt; </w:t>
+        <w:t xml:space="preserve">: Persons Table -&gt; ID Column: 1, </w:t>
+      </w:r>
+      <w:proofErr w:type="spellStart"/>
+      <w:r>
+        <w:rPr>
+          <w:rFonts w:ascii="Arial" w:eastAsia="Arial" w:hAnsi="Arial" w:cs="Arial"/>
+          <w:color w:val="000000"/>
+          <w:sz w:val="18"/>
+          <w:highlight w:val="lightGray"/>
+        </w:rPr>
+        <w:t>Name_En</w:t>
+      </w:r>
+      <w:proofErr w:type="spellEnd"/>
+      <w:r>
+        <w:rPr>
+          <w:rFonts w:ascii="Arial" w:eastAsia="Arial" w:hAnsi="Arial" w:cs="Arial"/>
+          <w:color w:val="000000"/>
+          <w:sz w:val="18"/>
+          <w:highlight w:val="lightGray"/>
+        </w:rPr>
+        <w:t xml:space="preserve"> Column: Motasem Essam] -&gt; </w:t>
       </w:r>
       <w:r>
         <w:rPr>
@@ -2827,7 +2967,27 @@
           <w:sz w:val="18"/>
           <w:highlight w:val="lightGray"/>
         </w:rPr>
-        <w:t xml:space="preserve">: Persons Table -&gt; ID Column: 1, Name_En Column: Motasem Essam] -&gt; </w:t>
+        <w:t xml:space="preserve">: Persons Table -&gt; ID Column: 1, </w:t>
+      </w:r>
+      <w:proofErr w:type="spellStart"/>
+      <w:r>
+        <w:rPr>
+          <w:rFonts w:ascii="Arial" w:eastAsia="Arial" w:hAnsi="Arial" w:cs="Arial"/>
+          <w:color w:val="000000"/>
+          <w:sz w:val="18"/>
+          <w:highlight w:val="lightGray"/>
+        </w:rPr>
+        <w:t>Name_En</w:t>
+      </w:r>
+      <w:proofErr w:type="spellEnd"/>
+      <w:r>
+        <w:rPr>
+          <w:rFonts w:ascii="Arial" w:eastAsia="Arial" w:hAnsi="Arial" w:cs="Arial"/>
+          <w:color w:val="000000"/>
+          <w:sz w:val="18"/>
+          <w:highlight w:val="lightGray"/>
+        </w:rPr>
+        <w:t xml:space="preserve"> Column: Motasem Essam] -&gt; </w:t>
       </w:r>
       <w:r>
         <w:rPr>
@@ -3437,7 +3597,27 @@
           <w:sz w:val="18"/>
           <w:highlight w:val="lightGray"/>
         </w:rPr>
-        <w:t xml:space="preserve">: Persons Table -&gt; ID Column: 1, Name_En Column: Motasem Essam] -&gt; </w:t>
+        <w:t xml:space="preserve">: Persons Table -&gt; ID Column: 1, </w:t>
+      </w:r>
+      <w:proofErr w:type="spellStart"/>
+      <w:r>
+        <w:rPr>
+          <w:rFonts w:ascii="Arial" w:eastAsia="Arial" w:hAnsi="Arial" w:cs="Arial"/>
+          <w:color w:val="000000"/>
+          <w:sz w:val="18"/>
+          <w:highlight w:val="lightGray"/>
+        </w:rPr>
+        <w:t>Name_En</w:t>
+      </w:r>
+      <w:proofErr w:type="spellEnd"/>
+      <w:r>
+        <w:rPr>
+          <w:rFonts w:ascii="Arial" w:eastAsia="Arial" w:hAnsi="Arial" w:cs="Arial"/>
+          <w:color w:val="000000"/>
+          <w:sz w:val="18"/>
+          <w:highlight w:val="lightGray"/>
+        </w:rPr>
+        <w:t xml:space="preserve"> Column: Motasem Essam] -&gt; </w:t>
       </w:r>
       <w:r>
         <w:rPr>
@@ -3977,7 +4157,27 @@
           <w:sz w:val="18"/>
           <w:highlight w:val="lightGray"/>
         </w:rPr>
-        <w:t xml:space="preserve">: Persons Table -&gt; ID Column: 1, Name_En Column: Motasem Essam] -&gt; </w:t>
+        <w:t xml:space="preserve">: Persons Table -&gt; ID Column: 1, </w:t>
+      </w:r>
+      <w:proofErr w:type="spellStart"/>
+      <w:r>
+        <w:rPr>
+          <w:rFonts w:ascii="Arial" w:eastAsia="Arial" w:hAnsi="Arial" w:cs="Arial"/>
+          <w:color w:val="000000"/>
+          <w:sz w:val="18"/>
+          <w:highlight w:val="lightGray"/>
+        </w:rPr>
+        <w:t>Name_En</w:t>
+      </w:r>
+      <w:proofErr w:type="spellEnd"/>
+      <w:r>
+        <w:rPr>
+          <w:rFonts w:ascii="Arial" w:eastAsia="Arial" w:hAnsi="Arial" w:cs="Arial"/>
+          <w:color w:val="000000"/>
+          <w:sz w:val="18"/>
+          <w:highlight w:val="lightGray"/>
+        </w:rPr>
+        <w:t xml:space="preserve"> Column: Motasem Essam] -&gt; </w:t>
       </w:r>
       <w:r>
         <w:rPr>
@@ -4169,7 +4369,7 @@
         </w:rPr>
         <w:lastRenderedPageBreak/>
         <w:drawing>
-          <wp:inline distT="0" distB="0" distL="0" distR="0" wp14:anchorId="59758A7F" wp14:editId="4A54C2E8">
+          <wp:inline distT="0" distB="0" distL="0" distR="0" wp14:anchorId="59758A7F" wp14:editId="5CD32D64">
             <wp:extent cx="5943600" cy="5251450"/>
             <wp:effectExtent l="0" t="0" r="0" b="6350"/>
             <wp:docPr id="394758194" name="Picture 1" descr="jak podzielić czworobok o bokach nierównoległych na na trzy części o równych polach? - Brainly.pl"/>
@@ -4522,7 +4722,27 @@
           <w:sz w:val="18"/>
           <w:highlight w:val="lightGray"/>
         </w:rPr>
-        <w:t xml:space="preserve">: Persons Table -&gt; ID Column: 1, Name_En Column: Motasem Essam] -&gt; </w:t>
+        <w:t xml:space="preserve">: Persons Table -&gt; ID Column: 1, </w:t>
+      </w:r>
+      <w:proofErr w:type="spellStart"/>
+      <w:r>
+        <w:rPr>
+          <w:rFonts w:ascii="Arial" w:eastAsia="Arial" w:hAnsi="Arial" w:cs="Arial"/>
+          <w:color w:val="000000"/>
+          <w:sz w:val="18"/>
+          <w:highlight w:val="lightGray"/>
+        </w:rPr>
+        <w:t>Name_En</w:t>
+      </w:r>
+      <w:proofErr w:type="spellEnd"/>
+      <w:r>
+        <w:rPr>
+          <w:rFonts w:ascii="Arial" w:eastAsia="Arial" w:hAnsi="Arial" w:cs="Arial"/>
+          <w:color w:val="000000"/>
+          <w:sz w:val="18"/>
+          <w:highlight w:val="lightGray"/>
+        </w:rPr>
+        <w:t xml:space="preserve"> Column: Motasem Essam] -&gt; </w:t>
       </w:r>
       <w:r>
         <w:rPr>
@@ -5017,7 +5237,27 @@
           <w:sz w:val="18"/>
           <w:highlight w:val="lightGray"/>
         </w:rPr>
-        <w:t xml:space="preserve">: Persons Table -&gt; ID Column: 1, Name_En Column: Motasem Essam] -&gt; </w:t>
+        <w:t xml:space="preserve">: Persons Table -&gt; ID Column: 1, </w:t>
+      </w:r>
+      <w:proofErr w:type="spellStart"/>
+      <w:r>
+        <w:rPr>
+          <w:rFonts w:ascii="Arial" w:eastAsia="Arial" w:hAnsi="Arial" w:cs="Arial"/>
+          <w:color w:val="000000"/>
+          <w:sz w:val="18"/>
+          <w:highlight w:val="lightGray"/>
+        </w:rPr>
+        <w:t>Name_En</w:t>
+      </w:r>
+      <w:proofErr w:type="spellEnd"/>
+      <w:r>
+        <w:rPr>
+          <w:rFonts w:ascii="Arial" w:eastAsia="Arial" w:hAnsi="Arial" w:cs="Arial"/>
+          <w:color w:val="000000"/>
+          <w:sz w:val="18"/>
+          <w:highlight w:val="lightGray"/>
+        </w:rPr>
+        <w:t xml:space="preserve"> Column: Motasem Essam] -&gt; </w:t>
       </w:r>
       <w:r>
         <w:rPr>
@@ -5285,7 +5525,21 @@
         <w:rPr>
           <w:rFonts w:ascii="Roboto Mono" w:hAnsi="Roboto Mono"/>
         </w:rPr>
-        <w:t xml:space="preserve"> units is divided into four equal squares. Each smaller square is then divided into four equal squares.</w:t>
+        <w:t xml:space="preserve"> units </w:t>
+      </w:r>
+      <w:proofErr w:type="gramStart"/>
+      <w:r>
+        <w:rPr>
+          <w:rFonts w:ascii="Roboto Mono" w:hAnsi="Roboto Mono"/>
+        </w:rPr>
+        <w:t>is</w:t>
+      </w:r>
+      <w:proofErr w:type="gramEnd"/>
+      <w:r>
+        <w:rPr>
+          <w:rFonts w:ascii="Roboto Mono" w:hAnsi="Roboto Mono"/>
+        </w:rPr>
+        <w:t xml:space="preserve"> divided into four equal squares. Each smaller square is then divided into four equal squares.</w:t>
       </w:r>
     </w:p>
     <w:p>
@@ -5675,7 +5929,27 @@
           <w:sz w:val="18"/>
           <w:highlight w:val="lightGray"/>
         </w:rPr>
-        <w:t xml:space="preserve">: Persons Table -&gt; ID Column: 1, Name_En Column: Motasem Essam] -&gt; </w:t>
+        <w:t xml:space="preserve">: Persons Table -&gt; ID Column: 1, </w:t>
+      </w:r>
+      <w:proofErr w:type="spellStart"/>
+      <w:r>
+        <w:rPr>
+          <w:rFonts w:ascii="Arial" w:eastAsia="Arial" w:hAnsi="Arial" w:cs="Arial"/>
+          <w:color w:val="000000"/>
+          <w:sz w:val="18"/>
+          <w:highlight w:val="lightGray"/>
+        </w:rPr>
+        <w:t>Name_En</w:t>
+      </w:r>
+      <w:proofErr w:type="spellEnd"/>
+      <w:r>
+        <w:rPr>
+          <w:rFonts w:ascii="Arial" w:eastAsia="Arial" w:hAnsi="Arial" w:cs="Arial"/>
+          <w:color w:val="000000"/>
+          <w:sz w:val="18"/>
+          <w:highlight w:val="lightGray"/>
+        </w:rPr>
+        <w:t xml:space="preserve"> Column: Motasem Essam] -&gt; </w:t>
       </w:r>
       <w:r>
         <w:rPr>
@@ -6265,13 +6539,7 @@
                   <w:rPr>
                     <w:rFonts w:ascii="Cambria Math" w:hAnsi="Cambria Math"/>
                   </w:rPr>
-                  <m:t>b</m:t>
-                </m:r>
-                <m:r>
-                  <w:rPr>
-                    <w:rFonts w:ascii="Cambria Math" w:hAnsi="Cambria Math"/>
-                  </w:rPr>
-                  <m:t>h</m:t>
+                  <m:t>bh</m:t>
                 </m:r>
               </m:oMath>
             </m:oMathPara>
@@ -6711,7 +6979,63 @@
         <w:rPr>
           <w:rFonts w:ascii="Roboto Mono" w:hAnsi="Roboto Mono"/>
         </w:rPr>
-        <w:t>For the grid formula, \(m\) is the number of columns and \(n\) is the number of rows in a rectangular grid of a rectangle with length \(l\) and width \(w\).</w:t>
+        <w:t xml:space="preserve">For the grid formula, </w:t>
+      </w:r>
+      <m:oMath>
+        <m:r>
+          <w:rPr>
+            <w:rFonts w:ascii="Cambria Math" w:hAnsi="Cambria Math"/>
+          </w:rPr>
+          <m:t>m</m:t>
+        </m:r>
+      </m:oMath>
+      <w:r>
+        <w:rPr>
+          <w:rFonts w:ascii="Roboto Mono" w:hAnsi="Roboto Mono"/>
+        </w:rPr>
+        <w:t xml:space="preserve"> is the number of columns and </w:t>
+      </w:r>
+      <m:oMath>
+        <m:r>
+          <w:rPr>
+            <w:rFonts w:ascii="Cambria Math" w:hAnsi="Cambria Math"/>
+          </w:rPr>
+          <m:t>n</m:t>
+        </m:r>
+      </m:oMath>
+      <w:r>
+        <w:rPr>
+          <w:rFonts w:ascii="Roboto Mono" w:hAnsi="Roboto Mono"/>
+        </w:rPr>
+        <w:t xml:space="preserve"> is the number of rows in a rectangular grid of a rectangle with length </w:t>
+      </w:r>
+      <m:oMath>
+        <m:r>
+          <w:rPr>
+            <w:rFonts w:ascii="Cambria Math" w:hAnsi="Cambria Math"/>
+          </w:rPr>
+          <m:t>l</m:t>
+        </m:r>
+      </m:oMath>
+      <w:r>
+        <w:rPr>
+          <w:rFonts w:ascii="Roboto Mono" w:hAnsi="Roboto Mono"/>
+        </w:rPr>
+        <w:t xml:space="preserve"> and width </w:t>
+      </w:r>
+      <m:oMath>
+        <m:r>
+          <w:rPr>
+            <w:rFonts w:ascii="Cambria Math" w:hAnsi="Cambria Math"/>
+          </w:rPr>
+          <m:t>w</m:t>
+        </m:r>
+      </m:oMath>
+      <w:r>
+        <w:rPr>
+          <w:rFonts w:ascii="Roboto Mono" w:hAnsi="Roboto Mono"/>
+        </w:rPr>
+        <w:t>.</w:t>
       </w:r>
     </w:p>
     <w:p>
@@ -6747,7 +7071,27 @@
           <w:sz w:val="18"/>
           <w:highlight w:val="lightGray"/>
         </w:rPr>
-        <w:t xml:space="preserve">: Persons Table -&gt; ID Column: 1, Name_En Column: Motasem Essam] -&gt; </w:t>
+        <w:t xml:space="preserve">: Persons Table -&gt; ID Column: 1, </w:t>
+      </w:r>
+      <w:proofErr w:type="spellStart"/>
+      <w:r>
+        <w:rPr>
+          <w:rFonts w:ascii="Arial" w:eastAsia="Arial" w:hAnsi="Arial" w:cs="Arial"/>
+          <w:color w:val="000000"/>
+          <w:sz w:val="18"/>
+          <w:highlight w:val="lightGray"/>
+        </w:rPr>
+        <w:t>Name_En</w:t>
+      </w:r>
+      <w:proofErr w:type="spellEnd"/>
+      <w:r>
+        <w:rPr>
+          <w:rFonts w:ascii="Arial" w:eastAsia="Arial" w:hAnsi="Arial" w:cs="Arial"/>
+          <w:color w:val="000000"/>
+          <w:sz w:val="18"/>
+          <w:highlight w:val="lightGray"/>
+        </w:rPr>
+        <w:t xml:space="preserve"> Column: Motasem Essam] -&gt; </w:t>
       </w:r>
       <w:r>
         <w:rPr>
@@ -7375,7 +7719,27 @@
           <w:sz w:val="18"/>
           <w:highlight w:val="lightGray"/>
         </w:rPr>
-        <w:t xml:space="preserve">: Persons Table -&gt; ID Column: 1, Name_En Column: Motasem Essam] -&gt; </w:t>
+        <w:t xml:space="preserve">: Persons Table -&gt; ID Column: 1, </w:t>
+      </w:r>
+      <w:proofErr w:type="spellStart"/>
+      <w:r>
+        <w:rPr>
+          <w:rFonts w:ascii="Arial" w:eastAsia="Arial" w:hAnsi="Arial" w:cs="Arial"/>
+          <w:color w:val="000000"/>
+          <w:sz w:val="18"/>
+          <w:highlight w:val="lightGray"/>
+        </w:rPr>
+        <w:t>Name_En</w:t>
+      </w:r>
+      <w:proofErr w:type="spellEnd"/>
+      <w:r>
+        <w:rPr>
+          <w:rFonts w:ascii="Arial" w:eastAsia="Arial" w:hAnsi="Arial" w:cs="Arial"/>
+          <w:color w:val="000000"/>
+          <w:sz w:val="18"/>
+          <w:highlight w:val="lightGray"/>
+        </w:rPr>
+        <w:t xml:space="preserve"> Column: Motasem Essam] -&gt; </w:t>
       </w:r>
       <w:r>
         <w:rPr>
@@ -7682,7 +8046,27 @@
           <w:sz w:val="18"/>
           <w:highlight w:val="lightGray"/>
         </w:rPr>
-        <w:t xml:space="preserve">: Persons Table -&gt; ID Column: 1, Name_En Column: Motasem Essam] -&gt; </w:t>
+        <w:t xml:space="preserve">: Persons Table -&gt; ID Column: 1, </w:t>
+      </w:r>
+      <w:proofErr w:type="spellStart"/>
+      <w:r>
+        <w:rPr>
+          <w:rFonts w:ascii="Arial" w:eastAsia="Arial" w:hAnsi="Arial" w:cs="Arial"/>
+          <w:color w:val="000000"/>
+          <w:sz w:val="18"/>
+          <w:highlight w:val="lightGray"/>
+        </w:rPr>
+        <w:t>Name_En</w:t>
+      </w:r>
+      <w:proofErr w:type="spellEnd"/>
+      <w:r>
+        <w:rPr>
+          <w:rFonts w:ascii="Arial" w:eastAsia="Arial" w:hAnsi="Arial" w:cs="Arial"/>
+          <w:color w:val="000000"/>
+          <w:sz w:val="18"/>
+          <w:highlight w:val="lightGray"/>
+        </w:rPr>
+        <w:t xml:space="preserve"> Column: Motasem Essam] -&gt; </w:t>
       </w:r>
       <w:r>
         <w:rPr>
@@ -7834,7 +8218,27 @@
           <w:sz w:val="18"/>
           <w:highlight w:val="lightGray"/>
         </w:rPr>
-        <w:t xml:space="preserve">: Persons Table -&gt; ID Column: 1, Name_En Column: Motasem Essam] -&gt; </w:t>
+        <w:t xml:space="preserve">: Persons Table -&gt; ID Column: 1, </w:t>
+      </w:r>
+      <w:proofErr w:type="spellStart"/>
+      <w:r>
+        <w:rPr>
+          <w:rFonts w:ascii="Arial" w:eastAsia="Arial" w:hAnsi="Arial" w:cs="Arial"/>
+          <w:color w:val="000000"/>
+          <w:sz w:val="18"/>
+          <w:highlight w:val="lightGray"/>
+        </w:rPr>
+        <w:t>Name_En</w:t>
+      </w:r>
+      <w:proofErr w:type="spellEnd"/>
+      <w:r>
+        <w:rPr>
+          <w:rFonts w:ascii="Arial" w:eastAsia="Arial" w:hAnsi="Arial" w:cs="Arial"/>
+          <w:color w:val="000000"/>
+          <w:sz w:val="18"/>
+          <w:highlight w:val="lightGray"/>
+        </w:rPr>
+        <w:t xml:space="preserve"> Column: Motasem Essam] -&gt; </w:t>
       </w:r>
       <w:r>
         <w:rPr>
@@ -8968,6 +9372,7 @@
   <w:style w:type="character" w:default="1" w:styleId="DefaultParagraphFont">
     <w:name w:val="Default Paragraph Font"/>
     <w:uiPriority w:val="1"/>
+    <w:semiHidden/>
     <w:unhideWhenUsed/>
   </w:style>
   <w:style w:type="table" w:default="1" w:styleId="TableNormal">
